--- a/RDA/Labs/lab5/Критерии приёмки.docx
+++ b/RDA/Labs/lab5/Критерии приёмки.docx
@@ -58,6 +58,7 @@
       <w:r>
         <w:rPr>
           <w:rFonts w:ascii="Times New Roman" w:hAnsi="Times New Roman" w:cs="Times New Roman"/>
+          <w:noProof/>
           <w:sz w:val="28"/>
           <w:szCs w:val="28"/>
         </w:rPr>
@@ -77,7 +78,7 @@
                     <pic:cNvPicPr/>
                   </pic:nvPicPr>
                   <pic:blipFill>
-                    <a:blip r:embed="rId4"/>
+                    <a:blip r:embed="rId5"/>
                     <a:stretch>
                       <a:fillRect/>
                     </a:stretch>
@@ -122,7 +123,32 @@
           <w:szCs w:val="28"/>
           <w:lang w:val="en-US"/>
         </w:rPr>
-        <w:t xml:space="preserve">User Story </w:t>
+        <w:t>User</w:t>
+      </w:r>
+      <w:r>
+        <w:rPr>
+          <w:rFonts w:ascii="Times New Roman" w:hAnsi="Times New Roman" w:cs="Times New Roman"/>
+          <w:sz w:val="28"/>
+          <w:szCs w:val="28"/>
+        </w:rPr>
+        <w:t xml:space="preserve"> </w:t>
+      </w:r>
+      <w:r>
+        <w:rPr>
+          <w:rFonts w:ascii="Times New Roman" w:hAnsi="Times New Roman" w:cs="Times New Roman"/>
+          <w:sz w:val="28"/>
+          <w:szCs w:val="28"/>
+          <w:lang w:val="en-US"/>
+        </w:rPr>
+        <w:t>Story</w:t>
+      </w:r>
+      <w:r>
+        <w:rPr>
+          <w:rFonts w:ascii="Times New Roman" w:hAnsi="Times New Roman" w:cs="Times New Roman"/>
+          <w:sz w:val="28"/>
+          <w:szCs w:val="28"/>
+        </w:rPr>
+        <w:t xml:space="preserve"> </w:t>
       </w:r>
       <w:r>
         <w:rPr>
@@ -138,10 +164,1517 @@
         <w:jc w:val="both"/>
         <w:rPr>
           <w:rFonts w:ascii="Times New Roman" w:hAnsi="Times New Roman" w:cs="Times New Roman"/>
-          <w:sz w:val="28"/>
-          <w:szCs w:val="28"/>
-        </w:rPr>
-      </w:pPr>
+          <w:b/>
+          <w:bCs/>
+          <w:sz w:val="28"/>
+          <w:szCs w:val="28"/>
+          <w:lang w:val="be-BY"/>
+        </w:rPr>
+      </w:pPr>
+      <w:r>
+        <w:rPr>
+          <w:rFonts w:ascii="Times New Roman" w:hAnsi="Times New Roman" w:cs="Times New Roman"/>
+          <w:b/>
+          <w:bCs/>
+          <w:sz w:val="28"/>
+          <w:szCs w:val="28"/>
+          <w:lang w:val="be-BY"/>
+        </w:rPr>
+        <w:t>Уточняющие вопросы заказчику:</w:t>
+      </w:r>
+    </w:p>
+    <w:p>
+      <w:pPr>
+        <w:pStyle w:val="a3"/>
+        <w:numPr>
+          <w:ilvl w:val="0"/>
+          <w:numId w:val="1"/>
+        </w:numPr>
+        <w:jc w:val="both"/>
+        <w:rPr>
+          <w:rFonts w:ascii="Times New Roman" w:hAnsi="Times New Roman" w:cs="Times New Roman"/>
+          <w:sz w:val="28"/>
+          <w:szCs w:val="28"/>
+        </w:rPr>
+      </w:pPr>
+      <w:r>
+        <w:rPr>
+          <w:rFonts w:ascii="Times New Roman" w:hAnsi="Times New Roman" w:cs="Times New Roman"/>
+          <w:sz w:val="28"/>
+          <w:szCs w:val="28"/>
+        </w:rPr>
+        <w:t>Какие типы задач планируется отслеживать с помощью системы (Технические, повседневные, встречи и мероприятия, документация и т</w:t>
+      </w:r>
+      <w:r>
+        <w:rPr>
+          <w:rFonts w:ascii="Times New Roman" w:hAnsi="Times New Roman" w:cs="Times New Roman"/>
+          <w:sz w:val="28"/>
+          <w:szCs w:val="28"/>
+        </w:rPr>
+        <w:t>.</w:t>
+      </w:r>
+      <w:r>
+        <w:rPr>
+          <w:rFonts w:ascii="Times New Roman" w:hAnsi="Times New Roman" w:cs="Times New Roman"/>
+          <w:sz w:val="28"/>
+          <w:szCs w:val="28"/>
+        </w:rPr>
+        <w:t>д.)?</w:t>
+      </w:r>
+    </w:p>
+    <w:p>
+      <w:pPr>
+        <w:pStyle w:val="a3"/>
+        <w:numPr>
+          <w:ilvl w:val="0"/>
+          <w:numId w:val="1"/>
+        </w:numPr>
+        <w:jc w:val="both"/>
+        <w:rPr>
+          <w:rFonts w:ascii="Times New Roman" w:hAnsi="Times New Roman" w:cs="Times New Roman"/>
+          <w:sz w:val="28"/>
+          <w:szCs w:val="28"/>
+        </w:rPr>
+      </w:pPr>
+      <w:r>
+        <w:rPr>
+          <w:rFonts w:ascii="Times New Roman" w:hAnsi="Times New Roman" w:cs="Times New Roman"/>
+          <w:sz w:val="28"/>
+          <w:szCs w:val="28"/>
+        </w:rPr>
+        <w:t>Какой формат отображения прогресса подразумевается под «удобным»?</w:t>
+      </w:r>
+    </w:p>
+    <w:p>
+      <w:pPr>
+        <w:pStyle w:val="a3"/>
+        <w:numPr>
+          <w:ilvl w:val="0"/>
+          <w:numId w:val="1"/>
+        </w:numPr>
+        <w:jc w:val="both"/>
+        <w:rPr>
+          <w:rFonts w:ascii="Times New Roman" w:hAnsi="Times New Roman" w:cs="Times New Roman"/>
+          <w:sz w:val="28"/>
+          <w:szCs w:val="28"/>
+        </w:rPr>
+      </w:pPr>
+      <w:r>
+        <w:rPr>
+          <w:rFonts w:ascii="Times New Roman" w:hAnsi="Times New Roman" w:cs="Times New Roman"/>
+          <w:sz w:val="28"/>
+          <w:szCs w:val="28"/>
+        </w:rPr>
+        <w:t>Какие события должны вызывать уведомления и отправлять напоминания?</w:t>
+      </w:r>
+    </w:p>
+    <w:p>
+      <w:pPr>
+        <w:pStyle w:val="a3"/>
+        <w:numPr>
+          <w:ilvl w:val="0"/>
+          <w:numId w:val="1"/>
+        </w:numPr>
+        <w:jc w:val="both"/>
+        <w:rPr>
+          <w:rFonts w:ascii="Times New Roman" w:hAnsi="Times New Roman" w:cs="Times New Roman"/>
+          <w:sz w:val="28"/>
+          <w:szCs w:val="28"/>
+        </w:rPr>
+      </w:pPr>
+      <w:r>
+        <w:rPr>
+          <w:rFonts w:ascii="Times New Roman" w:hAnsi="Times New Roman" w:cs="Times New Roman"/>
+          <w:sz w:val="28"/>
+          <w:szCs w:val="28"/>
+        </w:rPr>
+        <w:t>Через какие программы и каналы нужно будет отправлять уведомления?</w:t>
+      </w:r>
+    </w:p>
+    <w:p>
+      <w:pPr>
+        <w:pStyle w:val="a3"/>
+        <w:numPr>
+          <w:ilvl w:val="0"/>
+          <w:numId w:val="1"/>
+        </w:numPr>
+        <w:jc w:val="both"/>
+        <w:rPr>
+          <w:rFonts w:ascii="Times New Roman" w:hAnsi="Times New Roman" w:cs="Times New Roman"/>
+          <w:sz w:val="28"/>
+          <w:szCs w:val="28"/>
+        </w:rPr>
+      </w:pPr>
+      <w:r>
+        <w:rPr>
+          <w:rFonts w:ascii="Times New Roman" w:hAnsi="Times New Roman" w:cs="Times New Roman"/>
+          <w:sz w:val="28"/>
+          <w:szCs w:val="28"/>
+        </w:rPr>
+        <w:t>Входят ли какие-то специфические метрики для отслеживания в перечисленные элементы панели</w:t>
+      </w:r>
+      <w:r>
+        <w:rPr>
+          <w:rFonts w:ascii="Times New Roman" w:hAnsi="Times New Roman" w:cs="Times New Roman"/>
+          <w:sz w:val="28"/>
+          <w:szCs w:val="28"/>
+        </w:rPr>
+        <w:t xml:space="preserve"> </w:t>
+      </w:r>
+      <w:r>
+        <w:rPr>
+          <w:rFonts w:ascii="Times New Roman" w:hAnsi="Times New Roman" w:cs="Times New Roman"/>
+          <w:sz w:val="28"/>
+          <w:szCs w:val="28"/>
+        </w:rPr>
+        <w:t>(</w:t>
+      </w:r>
+      <w:r>
+        <w:rPr>
+          <w:rFonts w:ascii="Times New Roman" w:hAnsi="Times New Roman" w:cs="Times New Roman"/>
+          <w:sz w:val="28"/>
+          <w:szCs w:val="28"/>
+          <w:lang w:val="en-US"/>
+        </w:rPr>
+        <w:t>KPI</w:t>
+      </w:r>
+      <w:r>
+        <w:rPr>
+          <w:rFonts w:ascii="Times New Roman" w:hAnsi="Times New Roman" w:cs="Times New Roman"/>
+          <w:sz w:val="28"/>
+          <w:szCs w:val="28"/>
+        </w:rPr>
+        <w:t xml:space="preserve">, </w:t>
+      </w:r>
+      <w:r>
+        <w:rPr>
+          <w:rFonts w:ascii="Times New Roman" w:hAnsi="Times New Roman" w:cs="Times New Roman"/>
+          <w:sz w:val="28"/>
+          <w:szCs w:val="28"/>
+        </w:rPr>
+        <w:t>КПД и др.)?</w:t>
+      </w:r>
+    </w:p>
+    <w:p>
+      <w:pPr>
+        <w:pStyle w:val="a3"/>
+        <w:numPr>
+          <w:ilvl w:val="0"/>
+          <w:numId w:val="1"/>
+        </w:numPr>
+        <w:jc w:val="both"/>
+        <w:rPr>
+          <w:rFonts w:ascii="Times New Roman" w:hAnsi="Times New Roman" w:cs="Times New Roman"/>
+          <w:sz w:val="28"/>
+          <w:szCs w:val="28"/>
+        </w:rPr>
+      </w:pPr>
+      <w:r>
+        <w:rPr>
+          <w:rFonts w:ascii="Times New Roman" w:hAnsi="Times New Roman" w:cs="Times New Roman"/>
+          <w:sz w:val="28"/>
+          <w:szCs w:val="28"/>
+        </w:rPr>
+        <w:t>Требуются ли интеграции со сторонними инструментами и программами (</w:t>
+      </w:r>
+      <w:r>
+        <w:rPr>
+          <w:rFonts w:ascii="Times New Roman" w:hAnsi="Times New Roman" w:cs="Times New Roman"/>
+          <w:sz w:val="28"/>
+          <w:szCs w:val="28"/>
+          <w:lang w:val="en-US"/>
+        </w:rPr>
+        <w:t>GitHub</w:t>
+      </w:r>
+      <w:r>
+        <w:rPr>
+          <w:rFonts w:ascii="Times New Roman" w:hAnsi="Times New Roman" w:cs="Times New Roman"/>
+          <w:sz w:val="28"/>
+          <w:szCs w:val="28"/>
+        </w:rPr>
+        <w:t xml:space="preserve">, </w:t>
+      </w:r>
+      <w:r>
+        <w:rPr>
+          <w:rFonts w:ascii="Times New Roman" w:hAnsi="Times New Roman" w:cs="Times New Roman"/>
+          <w:sz w:val="28"/>
+          <w:szCs w:val="28"/>
+          <w:lang w:val="en-US"/>
+        </w:rPr>
+        <w:t>Microsoft</w:t>
+      </w:r>
+      <w:r>
+        <w:rPr>
+          <w:rFonts w:ascii="Times New Roman" w:hAnsi="Times New Roman" w:cs="Times New Roman"/>
+          <w:sz w:val="28"/>
+          <w:szCs w:val="28"/>
+        </w:rPr>
+        <w:t xml:space="preserve"> </w:t>
+      </w:r>
+      <w:r>
+        <w:rPr>
+          <w:rFonts w:ascii="Times New Roman" w:hAnsi="Times New Roman" w:cs="Times New Roman"/>
+          <w:sz w:val="28"/>
+          <w:szCs w:val="28"/>
+          <w:lang w:val="en-US"/>
+        </w:rPr>
+        <w:t>Teams</w:t>
+      </w:r>
+      <w:r>
+        <w:rPr>
+          <w:rFonts w:ascii="Times New Roman" w:hAnsi="Times New Roman" w:cs="Times New Roman"/>
+          <w:sz w:val="28"/>
+          <w:szCs w:val="28"/>
+        </w:rPr>
+        <w:t xml:space="preserve"> </w:t>
+      </w:r>
+      <w:r>
+        <w:rPr>
+          <w:rFonts w:ascii="Times New Roman" w:hAnsi="Times New Roman" w:cs="Times New Roman"/>
+          <w:sz w:val="28"/>
+          <w:szCs w:val="28"/>
+        </w:rPr>
+        <w:t>и т.д.)?</w:t>
+      </w:r>
+    </w:p>
+    <w:p>
+      <w:pPr>
+        <w:pStyle w:val="a3"/>
+        <w:numPr>
+          <w:ilvl w:val="0"/>
+          <w:numId w:val="1"/>
+        </w:numPr>
+        <w:jc w:val="both"/>
+        <w:rPr>
+          <w:rFonts w:ascii="Times New Roman" w:hAnsi="Times New Roman" w:cs="Times New Roman"/>
+          <w:sz w:val="28"/>
+          <w:szCs w:val="28"/>
+        </w:rPr>
+      </w:pPr>
+      <w:r>
+        <w:rPr>
+          <w:rFonts w:ascii="Times New Roman" w:hAnsi="Times New Roman" w:cs="Times New Roman"/>
+          <w:sz w:val="28"/>
+          <w:szCs w:val="28"/>
+        </w:rPr>
+        <w:t>Требуются ли различные уровни доступа к различным элементам системы?</w:t>
+      </w:r>
+    </w:p>
+    <w:p>
+      <w:pPr>
+        <w:jc w:val="both"/>
+        <w:rPr>
+          <w:rFonts w:ascii="Times New Roman" w:hAnsi="Times New Roman" w:cs="Times New Roman"/>
+          <w:b/>
+          <w:bCs/>
+          <w:sz w:val="28"/>
+          <w:szCs w:val="28"/>
+        </w:rPr>
+      </w:pPr>
+      <w:r>
+        <w:rPr>
+          <w:rFonts w:ascii="Times New Roman" w:hAnsi="Times New Roman" w:cs="Times New Roman"/>
+          <w:b/>
+          <w:bCs/>
+          <w:sz w:val="28"/>
+          <w:szCs w:val="28"/>
+        </w:rPr>
+        <w:t>Свод правил:</w:t>
+      </w:r>
+    </w:p>
+    <w:p>
+      <w:pPr>
+        <w:pStyle w:val="a3"/>
+        <w:numPr>
+          <w:ilvl w:val="0"/>
+          <w:numId w:val="2"/>
+        </w:numPr>
+        <w:jc w:val="both"/>
+        <w:rPr>
+          <w:rFonts w:ascii="Times New Roman" w:hAnsi="Times New Roman" w:cs="Times New Roman"/>
+          <w:sz w:val="28"/>
+          <w:szCs w:val="28"/>
+        </w:rPr>
+      </w:pPr>
+      <w:r>
+        <w:rPr>
+          <w:rFonts w:ascii="Times New Roman" w:hAnsi="Times New Roman" w:cs="Times New Roman"/>
+          <w:sz w:val="28"/>
+          <w:szCs w:val="28"/>
+        </w:rPr>
+        <w:t>С помощью системы планируется отслеживать технические и повседневные задачи</w:t>
+      </w:r>
+      <w:r>
+        <w:rPr>
+          <w:rFonts w:ascii="Times New Roman" w:hAnsi="Times New Roman" w:cs="Times New Roman"/>
+          <w:sz w:val="28"/>
+          <w:szCs w:val="28"/>
+        </w:rPr>
+        <w:t xml:space="preserve"> </w:t>
+      </w:r>
+      <w:r>
+        <w:rPr>
+          <w:rFonts w:ascii="Times New Roman" w:hAnsi="Times New Roman" w:cs="Times New Roman"/>
+          <w:sz w:val="28"/>
+          <w:szCs w:val="28"/>
+        </w:rPr>
+        <w:t xml:space="preserve">(задачи по проектам, задачи </w:t>
+      </w:r>
+      <w:r>
+        <w:rPr>
+          <w:rFonts w:ascii="Times New Roman" w:hAnsi="Times New Roman" w:cs="Times New Roman"/>
+          <w:sz w:val="28"/>
+          <w:szCs w:val="28"/>
+          <w:lang w:val="en-US"/>
+        </w:rPr>
+        <w:t>office</w:t>
+      </w:r>
+      <w:r>
+        <w:rPr>
+          <w:rFonts w:ascii="Times New Roman" w:hAnsi="Times New Roman" w:cs="Times New Roman"/>
+          <w:sz w:val="28"/>
+          <w:szCs w:val="28"/>
+        </w:rPr>
+        <w:t>-</w:t>
+      </w:r>
+      <w:r>
+        <w:rPr>
+          <w:rFonts w:ascii="Times New Roman" w:hAnsi="Times New Roman" w:cs="Times New Roman"/>
+          <w:sz w:val="28"/>
+          <w:szCs w:val="28"/>
+        </w:rPr>
+        <w:t>менеджеров)</w:t>
+      </w:r>
+      <w:r>
+        <w:rPr>
+          <w:rFonts w:ascii="Times New Roman" w:hAnsi="Times New Roman" w:cs="Times New Roman"/>
+          <w:sz w:val="28"/>
+          <w:szCs w:val="28"/>
+        </w:rPr>
+        <w:t>.</w:t>
+      </w:r>
+    </w:p>
+    <w:p>
+      <w:pPr>
+        <w:pStyle w:val="a3"/>
+        <w:numPr>
+          <w:ilvl w:val="0"/>
+          <w:numId w:val="2"/>
+        </w:numPr>
+        <w:jc w:val="both"/>
+        <w:rPr>
+          <w:rFonts w:ascii="Times New Roman" w:hAnsi="Times New Roman" w:cs="Times New Roman"/>
+          <w:sz w:val="28"/>
+          <w:szCs w:val="28"/>
+        </w:rPr>
+      </w:pPr>
+      <w:r>
+        <w:rPr>
+          <w:rFonts w:ascii="Times New Roman" w:hAnsi="Times New Roman" w:cs="Times New Roman"/>
+          <w:sz w:val="28"/>
+          <w:szCs w:val="28"/>
+        </w:rPr>
+        <w:t xml:space="preserve">Прогресс должен отображаться в виде «количество выполненных задач/количество задач» или в виде </w:t>
+      </w:r>
+      <w:r>
+        <w:rPr>
+          <w:rFonts w:ascii="Times New Roman" w:hAnsi="Times New Roman" w:cs="Times New Roman"/>
+          <w:sz w:val="28"/>
+          <w:szCs w:val="28"/>
+          <w:lang w:val="en-US"/>
+        </w:rPr>
+        <w:t>progress</w:t>
+      </w:r>
+      <w:r>
+        <w:rPr>
+          <w:rFonts w:ascii="Times New Roman" w:hAnsi="Times New Roman" w:cs="Times New Roman"/>
+          <w:sz w:val="28"/>
+          <w:szCs w:val="28"/>
+        </w:rPr>
+        <w:t xml:space="preserve"> </w:t>
+      </w:r>
+      <w:r>
+        <w:rPr>
+          <w:rFonts w:ascii="Times New Roman" w:hAnsi="Times New Roman" w:cs="Times New Roman"/>
+          <w:sz w:val="28"/>
+          <w:szCs w:val="28"/>
+          <w:lang w:val="en-US"/>
+        </w:rPr>
+        <w:t>bar</w:t>
+      </w:r>
+      <w:r>
+        <w:rPr>
+          <w:rFonts w:ascii="Times New Roman" w:hAnsi="Times New Roman" w:cs="Times New Roman"/>
+          <w:sz w:val="28"/>
+          <w:szCs w:val="28"/>
+        </w:rPr>
+        <w:t>.</w:t>
+      </w:r>
+    </w:p>
+    <w:p>
+      <w:pPr>
+        <w:pStyle w:val="a3"/>
+        <w:numPr>
+          <w:ilvl w:val="0"/>
+          <w:numId w:val="2"/>
+        </w:numPr>
+        <w:jc w:val="both"/>
+        <w:rPr>
+          <w:rFonts w:ascii="Times New Roman" w:hAnsi="Times New Roman" w:cs="Times New Roman"/>
+          <w:sz w:val="28"/>
+          <w:szCs w:val="28"/>
+        </w:rPr>
+      </w:pPr>
+      <w:r>
+        <w:rPr>
+          <w:rFonts w:ascii="Times New Roman" w:hAnsi="Times New Roman" w:cs="Times New Roman"/>
+          <w:sz w:val="28"/>
+          <w:szCs w:val="28"/>
+        </w:rPr>
+        <w:t>Вызывать уведомления должны все события, так или иначе относящиеся к пользователю и его работе: присвоение задач, открепление задач, отправка на проект и т.д.</w:t>
+      </w:r>
+    </w:p>
+    <w:p>
+      <w:pPr>
+        <w:pStyle w:val="a3"/>
+        <w:numPr>
+          <w:ilvl w:val="0"/>
+          <w:numId w:val="2"/>
+        </w:numPr>
+        <w:jc w:val="both"/>
+        <w:rPr>
+          <w:rFonts w:ascii="Times New Roman" w:hAnsi="Times New Roman" w:cs="Times New Roman"/>
+          <w:sz w:val="28"/>
+          <w:szCs w:val="28"/>
+        </w:rPr>
+      </w:pPr>
+      <w:r>
+        <w:rPr>
+          <w:rFonts w:ascii="Times New Roman" w:hAnsi="Times New Roman" w:cs="Times New Roman"/>
+          <w:sz w:val="28"/>
+          <w:szCs w:val="28"/>
+        </w:rPr>
+        <w:t>Уведомления должны приходить пользователю в личный кабинет внутри системы и на почту, при чём текст уведомлений должен быть идентичен.</w:t>
+      </w:r>
+    </w:p>
+    <w:p>
+      <w:pPr>
+        <w:pStyle w:val="a3"/>
+        <w:numPr>
+          <w:ilvl w:val="0"/>
+          <w:numId w:val="2"/>
+        </w:numPr>
+        <w:jc w:val="both"/>
+        <w:rPr>
+          <w:rFonts w:ascii="Times New Roman" w:hAnsi="Times New Roman" w:cs="Times New Roman"/>
+          <w:sz w:val="28"/>
+          <w:szCs w:val="28"/>
+        </w:rPr>
+      </w:pPr>
+      <w:r>
+        <w:rPr>
+          <w:rFonts w:ascii="Times New Roman" w:hAnsi="Times New Roman" w:cs="Times New Roman"/>
+          <w:sz w:val="28"/>
+          <w:szCs w:val="28"/>
+        </w:rPr>
+        <w:t>Нет, среди элементов панели не должно быть никаких специфических метрик, кроме тех элементов отслеживания прогресса, которые были описаны выше.</w:t>
+      </w:r>
+    </w:p>
+    <w:p>
+      <w:pPr>
+        <w:pStyle w:val="a3"/>
+        <w:numPr>
+          <w:ilvl w:val="0"/>
+          <w:numId w:val="2"/>
+        </w:numPr>
+        <w:jc w:val="both"/>
+        <w:rPr>
+          <w:rFonts w:ascii="Times New Roman" w:hAnsi="Times New Roman" w:cs="Times New Roman"/>
+          <w:sz w:val="28"/>
+          <w:szCs w:val="28"/>
+        </w:rPr>
+      </w:pPr>
+      <w:r>
+        <w:rPr>
+          <w:rFonts w:ascii="Times New Roman" w:hAnsi="Times New Roman" w:cs="Times New Roman"/>
+          <w:sz w:val="28"/>
+          <w:szCs w:val="28"/>
+        </w:rPr>
+        <w:lastRenderedPageBreak/>
+        <w:t>Да, требуется интеграция со сторонними сервисами для коммуникации</w:t>
+      </w:r>
+      <w:r>
+        <w:rPr>
+          <w:rFonts w:ascii="Times New Roman" w:hAnsi="Times New Roman" w:cs="Times New Roman"/>
+          <w:sz w:val="28"/>
+          <w:szCs w:val="28"/>
+          <w:lang w:val="be-BY"/>
+        </w:rPr>
+        <w:t xml:space="preserve"> </w:t>
+      </w:r>
+      <w:r>
+        <w:rPr>
+          <w:rFonts w:ascii="Times New Roman" w:hAnsi="Times New Roman" w:cs="Times New Roman"/>
+          <w:sz w:val="28"/>
+          <w:szCs w:val="28"/>
+        </w:rPr>
+        <w:t>(</w:t>
+      </w:r>
+      <w:r>
+        <w:rPr>
+          <w:rFonts w:ascii="Times New Roman" w:hAnsi="Times New Roman" w:cs="Times New Roman"/>
+          <w:sz w:val="28"/>
+          <w:szCs w:val="28"/>
+          <w:lang w:val="en-US"/>
+        </w:rPr>
+        <w:t>Microsoft</w:t>
+      </w:r>
+      <w:r>
+        <w:rPr>
+          <w:rFonts w:ascii="Times New Roman" w:hAnsi="Times New Roman" w:cs="Times New Roman"/>
+          <w:sz w:val="28"/>
+          <w:szCs w:val="28"/>
+        </w:rPr>
+        <w:t xml:space="preserve"> </w:t>
+      </w:r>
+      <w:r>
+        <w:rPr>
+          <w:rFonts w:ascii="Times New Roman" w:hAnsi="Times New Roman" w:cs="Times New Roman"/>
+          <w:sz w:val="28"/>
+          <w:szCs w:val="28"/>
+          <w:lang w:val="en-US"/>
+        </w:rPr>
+        <w:t>Teams</w:t>
+      </w:r>
+      <w:r>
+        <w:rPr>
+          <w:rFonts w:ascii="Times New Roman" w:hAnsi="Times New Roman" w:cs="Times New Roman"/>
+          <w:sz w:val="28"/>
+          <w:szCs w:val="28"/>
+        </w:rPr>
+        <w:t>)</w:t>
+      </w:r>
+      <w:r>
+        <w:rPr>
+          <w:rFonts w:ascii="Times New Roman" w:hAnsi="Times New Roman" w:cs="Times New Roman"/>
+          <w:sz w:val="28"/>
+          <w:szCs w:val="28"/>
+          <w:lang w:val="be-BY"/>
+        </w:rPr>
+        <w:t xml:space="preserve">, так как </w:t>
+      </w:r>
+      <w:r>
+        <w:rPr>
+          <w:rFonts w:ascii="Times New Roman" w:hAnsi="Times New Roman" w:cs="Times New Roman"/>
+          <w:sz w:val="28"/>
+          <w:szCs w:val="28"/>
+        </w:rPr>
+        <w:t>программа не имеет встроенной системы коммуникации.</w:t>
+      </w:r>
+    </w:p>
+    <w:p>
+      <w:pPr>
+        <w:pStyle w:val="a3"/>
+        <w:numPr>
+          <w:ilvl w:val="0"/>
+          <w:numId w:val="2"/>
+        </w:numPr>
+        <w:jc w:val="both"/>
+        <w:rPr>
+          <w:rFonts w:ascii="Times New Roman" w:hAnsi="Times New Roman" w:cs="Times New Roman"/>
+          <w:sz w:val="28"/>
+          <w:szCs w:val="28"/>
+        </w:rPr>
+      </w:pPr>
+      <w:r>
+        <w:rPr>
+          <w:rFonts w:ascii="Times New Roman" w:hAnsi="Times New Roman" w:cs="Times New Roman"/>
+          <w:sz w:val="28"/>
+          <w:szCs w:val="28"/>
+        </w:rPr>
+        <w:t>Да, в зависимости от роли пользователя требуется предоставлять различный уровень доступа и добавлять/удалять для конкретного пользователя различные функции системы</w:t>
+      </w:r>
+      <w:r>
+        <w:rPr>
+          <w:rFonts w:ascii="Times New Roman" w:hAnsi="Times New Roman" w:cs="Times New Roman"/>
+          <w:sz w:val="28"/>
+          <w:szCs w:val="28"/>
+        </w:rPr>
+        <w:t>.</w:t>
+      </w:r>
+    </w:p>
+    <w:p>
+      <w:pPr>
+        <w:pStyle w:val="a3"/>
+        <w:numPr>
+          <w:ilvl w:val="0"/>
+          <w:numId w:val="2"/>
+        </w:numPr>
+        <w:jc w:val="both"/>
+        <w:rPr>
+          <w:rFonts w:ascii="Times New Roman" w:hAnsi="Times New Roman" w:cs="Times New Roman"/>
+          <w:sz w:val="28"/>
+          <w:szCs w:val="28"/>
+        </w:rPr>
+      </w:pPr>
+      <w:r>
+        <w:rPr>
+          <w:rFonts w:ascii="Times New Roman" w:hAnsi="Times New Roman" w:cs="Times New Roman"/>
+          <w:sz w:val="28"/>
+          <w:szCs w:val="28"/>
+        </w:rPr>
+        <w:t>При ошибке входа в систему должно выводиться сообщение об ошибке, а поля формы регистрации/авторизации должны очищаться.</w:t>
+      </w:r>
+    </w:p>
+    <w:p>
+      <w:pPr>
+        <w:pStyle w:val="a3"/>
+        <w:numPr>
+          <w:ilvl w:val="0"/>
+          <w:numId w:val="2"/>
+        </w:numPr>
+        <w:jc w:val="both"/>
+        <w:rPr>
+          <w:rFonts w:ascii="Times New Roman" w:hAnsi="Times New Roman" w:cs="Times New Roman"/>
+          <w:sz w:val="28"/>
+          <w:szCs w:val="28"/>
+        </w:rPr>
+      </w:pPr>
+      <w:r>
+        <w:rPr>
+          <w:rFonts w:ascii="Times New Roman" w:hAnsi="Times New Roman" w:cs="Times New Roman"/>
+          <w:sz w:val="28"/>
+          <w:szCs w:val="28"/>
+        </w:rPr>
+        <w:t>При генерации отчётности у пользователя, не имеющего ни задач, ни проектов должно выводиться сообщение с соответствующей ошибкой.</w:t>
+      </w:r>
+    </w:p>
+    <w:p>
+      <w:pPr>
+        <w:pStyle w:val="a3"/>
+        <w:numPr>
+          <w:ilvl w:val="0"/>
+          <w:numId w:val="2"/>
+        </w:numPr>
+        <w:jc w:val="both"/>
+        <w:rPr>
+          <w:rFonts w:ascii="Times New Roman" w:hAnsi="Times New Roman" w:cs="Times New Roman"/>
+          <w:sz w:val="28"/>
+          <w:szCs w:val="28"/>
+        </w:rPr>
+      </w:pPr>
+      <w:r>
+        <w:rPr>
+          <w:rFonts w:ascii="Times New Roman" w:hAnsi="Times New Roman" w:cs="Times New Roman"/>
+          <w:sz w:val="28"/>
+          <w:szCs w:val="28"/>
+        </w:rPr>
+        <w:t>Генерация любых элементов (отчётность, подгрузка задач, проектов и др.)</w:t>
+      </w:r>
+      <w:r>
+        <w:rPr>
+          <w:rFonts w:ascii="Times New Roman" w:hAnsi="Times New Roman" w:cs="Times New Roman"/>
+          <w:sz w:val="28"/>
+          <w:szCs w:val="28"/>
+        </w:rPr>
+        <w:t xml:space="preserve"> </w:t>
+      </w:r>
+      <w:r>
+        <w:rPr>
+          <w:rFonts w:ascii="Times New Roman" w:hAnsi="Times New Roman" w:cs="Times New Roman"/>
+          <w:sz w:val="28"/>
+          <w:szCs w:val="28"/>
+        </w:rPr>
+        <w:t>должна завершаться в пределах 3 секунд.</w:t>
+      </w:r>
+    </w:p>
+    <w:p>
+      <w:pPr>
+        <w:pStyle w:val="a3"/>
+        <w:numPr>
+          <w:ilvl w:val="0"/>
+          <w:numId w:val="2"/>
+        </w:numPr>
+        <w:jc w:val="both"/>
+        <w:rPr>
+          <w:rFonts w:ascii="Times New Roman" w:hAnsi="Times New Roman" w:cs="Times New Roman"/>
+          <w:sz w:val="28"/>
+          <w:szCs w:val="28"/>
+        </w:rPr>
+      </w:pPr>
+      <w:r>
+        <w:rPr>
+          <w:rFonts w:ascii="Times New Roman" w:hAnsi="Times New Roman" w:cs="Times New Roman"/>
+          <w:sz w:val="28"/>
+          <w:szCs w:val="28"/>
+        </w:rPr>
+        <w:t xml:space="preserve">Данные пользователей должны храниться в защищённом виде на сервере базы данных, а все промежуточные данные, используемые </w:t>
+      </w:r>
+      <w:r>
+        <w:rPr>
+          <w:rFonts w:ascii="Times New Roman" w:hAnsi="Times New Roman" w:cs="Times New Roman"/>
+          <w:sz w:val="28"/>
+          <w:szCs w:val="28"/>
+        </w:rPr>
+        <w:t>программой,</w:t>
+      </w:r>
+      <w:r>
+        <w:rPr>
+          <w:rFonts w:ascii="Times New Roman" w:hAnsi="Times New Roman" w:cs="Times New Roman"/>
+          <w:sz w:val="28"/>
+          <w:szCs w:val="28"/>
+        </w:rPr>
+        <w:t xml:space="preserve"> должны своевременно удаляться.</w:t>
+      </w:r>
+    </w:p>
+    <w:p>
+      <w:pPr>
+        <w:pStyle w:val="a3"/>
+        <w:numPr>
+          <w:ilvl w:val="0"/>
+          <w:numId w:val="2"/>
+        </w:numPr>
+        <w:jc w:val="both"/>
+        <w:rPr>
+          <w:rFonts w:ascii="Times New Roman" w:hAnsi="Times New Roman" w:cs="Times New Roman"/>
+          <w:sz w:val="28"/>
+          <w:szCs w:val="28"/>
+        </w:rPr>
+      </w:pPr>
+      <w:r>
+        <w:rPr>
+          <w:rFonts w:ascii="Times New Roman" w:hAnsi="Times New Roman" w:cs="Times New Roman"/>
+          <w:sz w:val="28"/>
+          <w:szCs w:val="28"/>
+        </w:rPr>
+        <w:t xml:space="preserve">Функция поиска должны быть защищена от </w:t>
+      </w:r>
+      <w:r>
+        <w:rPr>
+          <w:rFonts w:ascii="Times New Roman" w:hAnsi="Times New Roman" w:cs="Times New Roman"/>
+          <w:sz w:val="28"/>
+          <w:szCs w:val="28"/>
+          <w:lang w:val="en-US"/>
+        </w:rPr>
+        <w:t>SQL</w:t>
+      </w:r>
+      <w:r>
+        <w:rPr>
+          <w:rFonts w:ascii="Times New Roman" w:hAnsi="Times New Roman" w:cs="Times New Roman"/>
+          <w:sz w:val="28"/>
+          <w:szCs w:val="28"/>
+        </w:rPr>
+        <w:t xml:space="preserve"> </w:t>
+      </w:r>
+      <w:r>
+        <w:rPr>
+          <w:rFonts w:ascii="Times New Roman" w:hAnsi="Times New Roman" w:cs="Times New Roman"/>
+          <w:sz w:val="28"/>
+          <w:szCs w:val="28"/>
+        </w:rPr>
+        <w:t xml:space="preserve">и </w:t>
+      </w:r>
+      <w:r>
+        <w:rPr>
+          <w:rFonts w:ascii="Times New Roman" w:hAnsi="Times New Roman" w:cs="Times New Roman"/>
+          <w:sz w:val="28"/>
+          <w:szCs w:val="28"/>
+          <w:lang w:val="en-US"/>
+        </w:rPr>
+        <w:t>XSS</w:t>
+      </w:r>
+      <w:r>
+        <w:rPr>
+          <w:rFonts w:ascii="Times New Roman" w:hAnsi="Times New Roman" w:cs="Times New Roman"/>
+          <w:sz w:val="28"/>
+          <w:szCs w:val="28"/>
+        </w:rPr>
+        <w:t xml:space="preserve"> </w:t>
+      </w:r>
+      <w:r>
+        <w:rPr>
+          <w:rFonts w:ascii="Times New Roman" w:hAnsi="Times New Roman" w:cs="Times New Roman"/>
+          <w:sz w:val="28"/>
+          <w:szCs w:val="28"/>
+        </w:rPr>
+        <w:t>инъекций.</w:t>
+      </w:r>
+    </w:p>
+    <w:p>
+      <w:pPr>
+        <w:jc w:val="both"/>
+        <w:rPr>
+          <w:rFonts w:ascii="Times New Roman" w:hAnsi="Times New Roman" w:cs="Times New Roman"/>
+          <w:sz w:val="28"/>
+          <w:szCs w:val="28"/>
+        </w:rPr>
+      </w:pPr>
+    </w:p>
+    <w:p>
+      <w:pPr>
+        <w:jc w:val="both"/>
+        <w:rPr>
+          <w:rFonts w:ascii="Times New Roman" w:hAnsi="Times New Roman" w:cs="Times New Roman"/>
+          <w:b/>
+          <w:bCs/>
+          <w:sz w:val="28"/>
+          <w:szCs w:val="28"/>
+        </w:rPr>
+      </w:pPr>
+      <w:r>
+        <w:rPr>
+          <w:rFonts w:ascii="Times New Roman" w:hAnsi="Times New Roman" w:cs="Times New Roman"/>
+          <w:b/>
+          <w:bCs/>
+          <w:sz w:val="28"/>
+          <w:szCs w:val="28"/>
+        </w:rPr>
+        <w:t xml:space="preserve">Критерии в формате </w:t>
+      </w:r>
+      <w:r>
+        <w:rPr>
+          <w:rFonts w:ascii="Times New Roman" w:hAnsi="Times New Roman" w:cs="Times New Roman"/>
+          <w:b/>
+          <w:bCs/>
+          <w:sz w:val="28"/>
+          <w:szCs w:val="28"/>
+          <w:lang w:val="en-US"/>
+        </w:rPr>
+        <w:t>Given</w:t>
+      </w:r>
+      <w:r>
+        <w:rPr>
+          <w:rFonts w:ascii="Times New Roman" w:hAnsi="Times New Roman" w:cs="Times New Roman"/>
+          <w:b/>
+          <w:bCs/>
+          <w:sz w:val="28"/>
+          <w:szCs w:val="28"/>
+        </w:rPr>
+        <w:t>-</w:t>
+      </w:r>
+      <w:r>
+        <w:rPr>
+          <w:rFonts w:ascii="Times New Roman" w:hAnsi="Times New Roman" w:cs="Times New Roman"/>
+          <w:b/>
+          <w:bCs/>
+          <w:sz w:val="28"/>
+          <w:szCs w:val="28"/>
+          <w:lang w:val="en-US"/>
+        </w:rPr>
+        <w:t>When</w:t>
+      </w:r>
+      <w:r>
+        <w:rPr>
+          <w:rFonts w:ascii="Times New Roman" w:hAnsi="Times New Roman" w:cs="Times New Roman"/>
+          <w:b/>
+          <w:bCs/>
+          <w:sz w:val="28"/>
+          <w:szCs w:val="28"/>
+        </w:rPr>
+        <w:t>-</w:t>
+      </w:r>
+      <w:r>
+        <w:rPr>
+          <w:rFonts w:ascii="Times New Roman" w:hAnsi="Times New Roman" w:cs="Times New Roman"/>
+          <w:b/>
+          <w:bCs/>
+          <w:sz w:val="28"/>
+          <w:szCs w:val="28"/>
+          <w:lang w:val="en-US"/>
+        </w:rPr>
+        <w:t>Then</w:t>
+      </w:r>
+      <w:r>
+        <w:rPr>
+          <w:rFonts w:ascii="Times New Roman" w:hAnsi="Times New Roman" w:cs="Times New Roman"/>
+          <w:b/>
+          <w:bCs/>
+          <w:sz w:val="28"/>
+          <w:szCs w:val="28"/>
+        </w:rPr>
+        <w:t>:</w:t>
+      </w:r>
+    </w:p>
+    <w:p>
+      <w:pPr>
+        <w:jc w:val="both"/>
+        <w:rPr>
+          <w:rFonts w:ascii="Times New Roman" w:hAnsi="Times New Roman" w:cs="Times New Roman"/>
+          <w:sz w:val="28"/>
+          <w:szCs w:val="28"/>
+        </w:rPr>
+      </w:pPr>
+      <w:r>
+        <w:rPr>
+          <w:rFonts w:ascii="Times New Roman" w:hAnsi="Times New Roman" w:cs="Times New Roman"/>
+          <w:sz w:val="28"/>
+          <w:szCs w:val="28"/>
+        </w:rPr>
+        <w:tab/>
+      </w:r>
+      <w:r>
+        <w:rPr>
+          <w:rFonts w:ascii="Times New Roman" w:hAnsi="Times New Roman" w:cs="Times New Roman"/>
+          <w:sz w:val="28"/>
+          <w:szCs w:val="28"/>
+        </w:rPr>
+        <w:t>Scenario: Отображение прогресса выполнения задач</w:t>
+      </w:r>
+    </w:p>
+    <w:p>
+      <w:pPr>
+        <w:ind w:firstLine="708"/>
+        <w:jc w:val="both"/>
+        <w:rPr>
+          <w:rFonts w:ascii="Times New Roman" w:hAnsi="Times New Roman" w:cs="Times New Roman"/>
+          <w:sz w:val="28"/>
+          <w:szCs w:val="28"/>
+        </w:rPr>
+      </w:pPr>
+      <w:r>
+        <w:rPr>
+          <w:rFonts w:ascii="Times New Roman" w:hAnsi="Times New Roman" w:cs="Times New Roman"/>
+          <w:sz w:val="28"/>
+          <w:szCs w:val="28"/>
+        </w:rPr>
+        <w:t>Given пользователь находится на главной странице системы</w:t>
+      </w:r>
+    </w:p>
+    <w:p>
+      <w:pPr>
+        <w:ind w:firstLine="708"/>
+        <w:jc w:val="both"/>
+        <w:rPr>
+          <w:rFonts w:ascii="Times New Roman" w:hAnsi="Times New Roman" w:cs="Times New Roman"/>
+          <w:sz w:val="28"/>
+          <w:szCs w:val="28"/>
+        </w:rPr>
+      </w:pPr>
+      <w:r>
+        <w:rPr>
+          <w:rFonts w:ascii="Times New Roman" w:hAnsi="Times New Roman" w:cs="Times New Roman"/>
+          <w:sz w:val="28"/>
+          <w:szCs w:val="28"/>
+        </w:rPr>
+        <w:t>When система загружает список задач пользователя</w:t>
+      </w:r>
+    </w:p>
+    <w:p>
+      <w:pPr>
+        <w:ind w:firstLine="708"/>
+        <w:jc w:val="both"/>
+        <w:rPr>
+          <w:rFonts w:ascii="Times New Roman" w:hAnsi="Times New Roman" w:cs="Times New Roman"/>
+          <w:sz w:val="28"/>
+          <w:szCs w:val="28"/>
+        </w:rPr>
+      </w:pPr>
+      <w:r>
+        <w:rPr>
+          <w:rFonts w:ascii="Times New Roman" w:hAnsi="Times New Roman" w:cs="Times New Roman"/>
+          <w:sz w:val="28"/>
+          <w:szCs w:val="28"/>
+        </w:rPr>
+        <w:t>Then отображается:</w:t>
+      </w:r>
+    </w:p>
+    <w:p>
+      <w:pPr>
+        <w:jc w:val="both"/>
+        <w:rPr>
+          <w:rFonts w:ascii="Times New Roman" w:hAnsi="Times New Roman" w:cs="Times New Roman"/>
+          <w:sz w:val="28"/>
+          <w:szCs w:val="28"/>
+        </w:rPr>
+      </w:pPr>
+      <w:r>
+        <w:rPr>
+          <w:rFonts w:ascii="Times New Roman" w:hAnsi="Times New Roman" w:cs="Times New Roman"/>
+          <w:sz w:val="28"/>
+          <w:szCs w:val="28"/>
+        </w:rPr>
+        <w:t xml:space="preserve"> </w:t>
+      </w:r>
+      <w:r>
+        <w:rPr>
+          <w:rFonts w:ascii="Times New Roman" w:hAnsi="Times New Roman" w:cs="Times New Roman"/>
+          <w:sz w:val="28"/>
+          <w:szCs w:val="28"/>
+        </w:rPr>
+        <w:tab/>
+      </w:r>
+      <w:r>
+        <w:rPr>
+          <w:rFonts w:ascii="Times New Roman" w:hAnsi="Times New Roman" w:cs="Times New Roman"/>
+          <w:sz w:val="28"/>
+          <w:szCs w:val="28"/>
+        </w:rPr>
+        <w:tab/>
+      </w:r>
+      <w:r>
+        <w:rPr>
+          <w:rFonts w:ascii="Times New Roman" w:hAnsi="Times New Roman" w:cs="Times New Roman"/>
+          <w:sz w:val="28"/>
+          <w:szCs w:val="28"/>
+        </w:rPr>
+        <w:t xml:space="preserve"> - </w:t>
+      </w:r>
+      <w:r>
+        <w:rPr>
+          <w:rFonts w:ascii="Times New Roman" w:hAnsi="Times New Roman" w:cs="Times New Roman"/>
+          <w:sz w:val="28"/>
+          <w:szCs w:val="28"/>
+        </w:rPr>
+        <w:t>задачи пользователя</w:t>
+      </w:r>
+    </w:p>
+    <w:p>
+      <w:pPr>
+        <w:jc w:val="both"/>
+        <w:rPr>
+          <w:rFonts w:ascii="Times New Roman" w:hAnsi="Times New Roman" w:cs="Times New Roman"/>
+          <w:sz w:val="28"/>
+          <w:szCs w:val="28"/>
+        </w:rPr>
+      </w:pPr>
+      <w:r>
+        <w:rPr>
+          <w:rFonts w:ascii="Times New Roman" w:hAnsi="Times New Roman" w:cs="Times New Roman"/>
+          <w:sz w:val="28"/>
+          <w:szCs w:val="28"/>
+        </w:rPr>
+        <w:t xml:space="preserve"> </w:t>
+      </w:r>
+      <w:r>
+        <w:rPr>
+          <w:rFonts w:ascii="Times New Roman" w:hAnsi="Times New Roman" w:cs="Times New Roman"/>
+          <w:sz w:val="28"/>
+          <w:szCs w:val="28"/>
+        </w:rPr>
+        <w:tab/>
+      </w:r>
+      <w:r>
+        <w:rPr>
+          <w:rFonts w:ascii="Times New Roman" w:hAnsi="Times New Roman" w:cs="Times New Roman"/>
+          <w:sz w:val="28"/>
+          <w:szCs w:val="28"/>
+        </w:rPr>
+        <w:tab/>
+      </w:r>
+      <w:r>
+        <w:rPr>
+          <w:rFonts w:ascii="Times New Roman" w:hAnsi="Times New Roman" w:cs="Times New Roman"/>
+          <w:sz w:val="28"/>
+          <w:szCs w:val="28"/>
+        </w:rPr>
+        <w:t xml:space="preserve"> - количество выполненных задач</w:t>
+      </w:r>
+    </w:p>
+    <w:p>
+      <w:pPr>
+        <w:jc w:val="both"/>
+        <w:rPr>
+          <w:rFonts w:ascii="Times New Roman" w:hAnsi="Times New Roman" w:cs="Times New Roman"/>
+          <w:sz w:val="28"/>
+          <w:szCs w:val="28"/>
+        </w:rPr>
+      </w:pPr>
+      <w:r>
+        <w:rPr>
+          <w:rFonts w:ascii="Times New Roman" w:hAnsi="Times New Roman" w:cs="Times New Roman"/>
+          <w:sz w:val="28"/>
+          <w:szCs w:val="28"/>
+        </w:rPr>
+        <w:t xml:space="preserve">  </w:t>
+      </w:r>
+      <w:r>
+        <w:rPr>
+          <w:rFonts w:ascii="Times New Roman" w:hAnsi="Times New Roman" w:cs="Times New Roman"/>
+          <w:sz w:val="28"/>
+          <w:szCs w:val="28"/>
+        </w:rPr>
+        <w:tab/>
+      </w:r>
+      <w:r>
+        <w:rPr>
+          <w:rFonts w:ascii="Times New Roman" w:hAnsi="Times New Roman" w:cs="Times New Roman"/>
+          <w:sz w:val="28"/>
+          <w:szCs w:val="28"/>
+        </w:rPr>
+        <w:tab/>
+      </w:r>
+      <w:r>
+        <w:rPr>
+          <w:rFonts w:ascii="Times New Roman" w:hAnsi="Times New Roman" w:cs="Times New Roman"/>
+          <w:sz w:val="28"/>
+          <w:szCs w:val="28"/>
+        </w:rPr>
+        <w:t>- прогресс-бар с процентом выполнения</w:t>
+      </w:r>
+    </w:p>
+    <w:p>
+      <w:pPr>
+        <w:jc w:val="both"/>
+        <w:rPr>
+          <w:rFonts w:ascii="Times New Roman" w:hAnsi="Times New Roman" w:cs="Times New Roman"/>
+          <w:sz w:val="28"/>
+          <w:szCs w:val="28"/>
+        </w:rPr>
+      </w:pPr>
+      <w:r>
+        <w:rPr>
+          <w:rFonts w:ascii="Times New Roman" w:hAnsi="Times New Roman" w:cs="Times New Roman"/>
+          <w:sz w:val="28"/>
+          <w:szCs w:val="28"/>
+        </w:rPr>
+        <w:t xml:space="preserve"> </w:t>
+      </w:r>
+      <w:r>
+        <w:rPr>
+          <w:rFonts w:ascii="Times New Roman" w:hAnsi="Times New Roman" w:cs="Times New Roman"/>
+          <w:sz w:val="28"/>
+          <w:szCs w:val="28"/>
+        </w:rPr>
+        <w:tab/>
+      </w:r>
+      <w:r>
+        <w:rPr>
+          <w:rFonts w:ascii="Times New Roman" w:hAnsi="Times New Roman" w:cs="Times New Roman"/>
+          <w:sz w:val="28"/>
+          <w:szCs w:val="28"/>
+        </w:rPr>
+        <w:tab/>
+      </w:r>
+      <w:r>
+        <w:rPr>
+          <w:rFonts w:ascii="Times New Roman" w:hAnsi="Times New Roman" w:cs="Times New Roman"/>
+          <w:sz w:val="28"/>
+          <w:szCs w:val="28"/>
+        </w:rPr>
+        <w:t xml:space="preserve"> - актуальные данные обновляются автоматически</w:t>
+      </w:r>
+    </w:p>
+    <w:p>
+      <w:pPr>
+        <w:jc w:val="both"/>
+        <w:rPr>
+          <w:rFonts w:ascii="Times New Roman" w:hAnsi="Times New Roman" w:cs="Times New Roman"/>
+          <w:sz w:val="28"/>
+          <w:szCs w:val="28"/>
+        </w:rPr>
+      </w:pPr>
+    </w:p>
+    <w:p>
+      <w:pPr>
+        <w:jc w:val="both"/>
+        <w:rPr>
+          <w:rFonts w:ascii="Times New Roman" w:hAnsi="Times New Roman" w:cs="Times New Roman"/>
+          <w:sz w:val="28"/>
+          <w:szCs w:val="28"/>
+          <w:lang w:val="be-BY"/>
+        </w:rPr>
+      </w:pPr>
+      <w:r>
+        <w:rPr>
+          <w:rFonts w:ascii="Times New Roman" w:hAnsi="Times New Roman" w:cs="Times New Roman"/>
+          <w:sz w:val="28"/>
+          <w:szCs w:val="28"/>
+          <w:lang w:val="be-BY"/>
+        </w:rPr>
+        <w:t>Scenario: Доставка уведомлений при изменении задач</w:t>
+      </w:r>
+    </w:p>
+    <w:p>
+      <w:pPr>
+        <w:jc w:val="both"/>
+        <w:rPr>
+          <w:rFonts w:ascii="Times New Roman" w:hAnsi="Times New Roman" w:cs="Times New Roman"/>
+          <w:sz w:val="28"/>
+          <w:szCs w:val="28"/>
+          <w:lang w:val="be-BY"/>
+        </w:rPr>
+      </w:pPr>
+      <w:r>
+        <w:rPr>
+          <w:rFonts w:ascii="Times New Roman" w:hAnsi="Times New Roman" w:cs="Times New Roman"/>
+          <w:sz w:val="28"/>
+          <w:szCs w:val="28"/>
+          <w:lang w:val="be-BY"/>
+        </w:rPr>
+        <w:t>Given пользователь имеет активную сессию в системе</w:t>
+      </w:r>
+    </w:p>
+    <w:p>
+      <w:pPr>
+        <w:jc w:val="both"/>
+        <w:rPr>
+          <w:rFonts w:ascii="Times New Roman" w:hAnsi="Times New Roman" w:cs="Times New Roman"/>
+          <w:sz w:val="28"/>
+          <w:szCs w:val="28"/>
+          <w:lang w:val="be-BY"/>
+        </w:rPr>
+      </w:pPr>
+      <w:r>
+        <w:rPr>
+          <w:rFonts w:ascii="Times New Roman" w:hAnsi="Times New Roman" w:cs="Times New Roman"/>
+          <w:sz w:val="28"/>
+          <w:szCs w:val="28"/>
+          <w:lang w:val="be-BY"/>
+        </w:rPr>
+        <w:t>When происходит событие, связанное с задачей пользователя (присвоение/открепление/отправка на проект)</w:t>
+      </w:r>
+    </w:p>
+    <w:p>
+      <w:pPr>
+        <w:jc w:val="both"/>
+        <w:rPr>
+          <w:rFonts w:ascii="Times New Roman" w:hAnsi="Times New Roman" w:cs="Times New Roman"/>
+          <w:sz w:val="28"/>
+          <w:szCs w:val="28"/>
+          <w:lang w:val="be-BY"/>
+        </w:rPr>
+      </w:pPr>
+      <w:r>
+        <w:rPr>
+          <w:rFonts w:ascii="Times New Roman" w:hAnsi="Times New Roman" w:cs="Times New Roman"/>
+          <w:sz w:val="28"/>
+          <w:szCs w:val="28"/>
+          <w:lang w:val="be-BY"/>
+        </w:rPr>
+        <w:t>Then система:</w:t>
+      </w:r>
+    </w:p>
+    <w:p>
+      <w:pPr>
+        <w:jc w:val="both"/>
+        <w:rPr>
+          <w:rFonts w:ascii="Times New Roman" w:hAnsi="Times New Roman" w:cs="Times New Roman"/>
+          <w:sz w:val="28"/>
+          <w:szCs w:val="28"/>
+          <w:lang w:val="be-BY"/>
+        </w:rPr>
+      </w:pPr>
+      <w:r>
+        <w:rPr>
+          <w:rFonts w:ascii="Times New Roman" w:hAnsi="Times New Roman" w:cs="Times New Roman"/>
+          <w:sz w:val="28"/>
+          <w:szCs w:val="28"/>
+          <w:lang w:val="be-BY"/>
+        </w:rPr>
+        <w:lastRenderedPageBreak/>
+        <w:t xml:space="preserve">  - создаёт уведомление в личном кабинете пользователя</w:t>
+      </w:r>
+    </w:p>
+    <w:p>
+      <w:pPr>
+        <w:jc w:val="both"/>
+        <w:rPr>
+          <w:rFonts w:ascii="Times New Roman" w:hAnsi="Times New Roman" w:cs="Times New Roman"/>
+          <w:sz w:val="28"/>
+          <w:szCs w:val="28"/>
+          <w:lang w:val="be-BY"/>
+        </w:rPr>
+      </w:pPr>
+      <w:r>
+        <w:rPr>
+          <w:rFonts w:ascii="Times New Roman" w:hAnsi="Times New Roman" w:cs="Times New Roman"/>
+          <w:sz w:val="28"/>
+          <w:szCs w:val="28"/>
+          <w:lang w:val="be-BY"/>
+        </w:rPr>
+        <w:t xml:space="preserve">  - отправляет идентичное уведомление на email пользователя</w:t>
+      </w:r>
+    </w:p>
+    <w:p>
+      <w:pPr>
+        <w:jc w:val="both"/>
+        <w:rPr>
+          <w:rFonts w:ascii="Times New Roman" w:hAnsi="Times New Roman" w:cs="Times New Roman"/>
+          <w:sz w:val="28"/>
+          <w:szCs w:val="28"/>
+          <w:lang w:val="be-BY"/>
+        </w:rPr>
+      </w:pPr>
+      <w:r>
+        <w:rPr>
+          <w:rFonts w:ascii="Times New Roman" w:hAnsi="Times New Roman" w:cs="Times New Roman"/>
+          <w:sz w:val="28"/>
+          <w:szCs w:val="28"/>
+          <w:lang w:val="be-BY"/>
+        </w:rPr>
+        <w:t xml:space="preserve">  - сохраняет уведомление в истории событий</w:t>
+      </w:r>
+    </w:p>
+    <w:p>
+      <w:pPr>
+        <w:jc w:val="both"/>
+        <w:rPr>
+          <w:rFonts w:ascii="Times New Roman" w:hAnsi="Times New Roman" w:cs="Times New Roman"/>
+          <w:sz w:val="28"/>
+          <w:szCs w:val="28"/>
+          <w:lang w:val="be-BY"/>
+        </w:rPr>
+      </w:pPr>
+    </w:p>
+    <w:p>
+      <w:pPr>
+        <w:jc w:val="both"/>
+        <w:rPr>
+          <w:rFonts w:ascii="Times New Roman" w:hAnsi="Times New Roman" w:cs="Times New Roman"/>
+          <w:sz w:val="28"/>
+          <w:szCs w:val="28"/>
+          <w:lang w:val="be-BY"/>
+        </w:rPr>
+      </w:pPr>
+      <w:r>
+        <w:rPr>
+          <w:rFonts w:ascii="Times New Roman" w:hAnsi="Times New Roman" w:cs="Times New Roman"/>
+          <w:sz w:val="28"/>
+          <w:szCs w:val="28"/>
+          <w:lang w:val="be-BY"/>
+        </w:rPr>
+        <w:t>Scenario: Защита данных и производительность</w:t>
+      </w:r>
+    </w:p>
+    <w:p>
+      <w:pPr>
+        <w:jc w:val="both"/>
+        <w:rPr>
+          <w:rFonts w:ascii="Times New Roman" w:hAnsi="Times New Roman" w:cs="Times New Roman"/>
+          <w:sz w:val="28"/>
+          <w:szCs w:val="28"/>
+          <w:lang w:val="be-BY"/>
+        </w:rPr>
+      </w:pPr>
+      <w:r>
+        <w:rPr>
+          <w:rFonts w:ascii="Times New Roman" w:hAnsi="Times New Roman" w:cs="Times New Roman"/>
+          <w:sz w:val="28"/>
+          <w:szCs w:val="28"/>
+          <w:lang w:val="be-BY"/>
+        </w:rPr>
+        <w:t>Given пользователь авторизован в системе</w:t>
+      </w:r>
+    </w:p>
+    <w:p>
+      <w:pPr>
+        <w:jc w:val="both"/>
+        <w:rPr>
+          <w:rFonts w:ascii="Times New Roman" w:hAnsi="Times New Roman" w:cs="Times New Roman"/>
+          <w:sz w:val="28"/>
+          <w:szCs w:val="28"/>
+          <w:lang w:val="be-BY"/>
+        </w:rPr>
+      </w:pPr>
+      <w:r>
+        <w:rPr>
+          <w:rFonts w:ascii="Times New Roman" w:hAnsi="Times New Roman" w:cs="Times New Roman"/>
+          <w:sz w:val="28"/>
+          <w:szCs w:val="28"/>
+          <w:lang w:val="be-BY"/>
+        </w:rPr>
+        <w:t>When выполняется запрос к данным (поиск, отчётность, загрузка задач)</w:t>
+      </w:r>
+    </w:p>
+    <w:p>
+      <w:pPr>
+        <w:jc w:val="both"/>
+        <w:rPr>
+          <w:rFonts w:ascii="Times New Roman" w:hAnsi="Times New Roman" w:cs="Times New Roman"/>
+          <w:sz w:val="28"/>
+          <w:szCs w:val="28"/>
+          <w:lang w:val="be-BY"/>
+        </w:rPr>
+      </w:pPr>
+      <w:r>
+        <w:rPr>
+          <w:rFonts w:ascii="Times New Roman" w:hAnsi="Times New Roman" w:cs="Times New Roman"/>
+          <w:sz w:val="28"/>
+          <w:szCs w:val="28"/>
+          <w:lang w:val="be-BY"/>
+        </w:rPr>
+        <w:t>Then система:</w:t>
+      </w:r>
+    </w:p>
+    <w:p>
+      <w:pPr>
+        <w:jc w:val="both"/>
+        <w:rPr>
+          <w:rFonts w:ascii="Times New Roman" w:hAnsi="Times New Roman" w:cs="Times New Roman"/>
+          <w:sz w:val="28"/>
+          <w:szCs w:val="28"/>
+          <w:lang w:val="be-BY"/>
+        </w:rPr>
+      </w:pPr>
+      <w:r>
+        <w:rPr>
+          <w:rFonts w:ascii="Times New Roman" w:hAnsi="Times New Roman" w:cs="Times New Roman"/>
+          <w:sz w:val="28"/>
+          <w:szCs w:val="28"/>
+          <w:lang w:val="be-BY"/>
+        </w:rPr>
+        <w:t xml:space="preserve">  - обрабатывает запрос в течение 3 секунд</w:t>
+      </w:r>
+    </w:p>
+    <w:p>
+      <w:pPr>
+        <w:jc w:val="both"/>
+        <w:rPr>
+          <w:rFonts w:ascii="Times New Roman" w:hAnsi="Times New Roman" w:cs="Times New Roman"/>
+          <w:sz w:val="28"/>
+          <w:szCs w:val="28"/>
+          <w:lang w:val="be-BY"/>
+        </w:rPr>
+      </w:pPr>
+      <w:r>
+        <w:rPr>
+          <w:rFonts w:ascii="Times New Roman" w:hAnsi="Times New Roman" w:cs="Times New Roman"/>
+          <w:sz w:val="28"/>
+          <w:szCs w:val="28"/>
+          <w:lang w:val="be-BY"/>
+        </w:rPr>
+        <w:t xml:space="preserve">  - защищает от SQL и XSS инъекций</w:t>
+      </w:r>
+    </w:p>
+    <w:p>
+      <w:pPr>
+        <w:jc w:val="both"/>
+        <w:rPr>
+          <w:rFonts w:ascii="Times New Roman" w:hAnsi="Times New Roman" w:cs="Times New Roman"/>
+          <w:sz w:val="28"/>
+          <w:szCs w:val="28"/>
+          <w:lang w:val="be-BY"/>
+        </w:rPr>
+      </w:pPr>
+      <w:r>
+        <w:rPr>
+          <w:rFonts w:ascii="Times New Roman" w:hAnsi="Times New Roman" w:cs="Times New Roman"/>
+          <w:sz w:val="28"/>
+          <w:szCs w:val="28"/>
+          <w:lang w:val="be-BY"/>
+        </w:rPr>
+        <w:t xml:space="preserve">  - хранит пользовательские данные в защищённом виде</w:t>
+      </w:r>
+    </w:p>
+    <w:p>
+      <w:pPr>
+        <w:jc w:val="both"/>
+        <w:rPr>
+          <w:rFonts w:ascii="Times New Roman" w:hAnsi="Times New Roman" w:cs="Times New Roman"/>
+          <w:sz w:val="28"/>
+          <w:szCs w:val="28"/>
+          <w:lang w:val="be-BY"/>
+        </w:rPr>
+      </w:pPr>
+      <w:r>
+        <w:rPr>
+          <w:rFonts w:ascii="Times New Roman" w:hAnsi="Times New Roman" w:cs="Times New Roman"/>
+          <w:sz w:val="28"/>
+          <w:szCs w:val="28"/>
+          <w:lang w:val="be-BY"/>
+        </w:rPr>
+        <w:t xml:space="preserve">  - удаляет промежуточные данные после завершения операции</w:t>
+      </w:r>
     </w:p>
     <w:sectPr>
       <w:pgSz w:w="11906" w:h="16838"/>
@@ -151,6 +1684,287 @@
     </w:sectPr>
   </w:body>
 </w:document>
+</file>
+
+<file path=word/numbering.xml><?xml version="1.0" encoding="utf-8"?>
+<w:numbering xmlns:wpc="http://schemas.microsoft.com/office/word/2010/wordprocessingCanvas" xmlns:cx="http://schemas.microsoft.com/office/drawing/2014/chartex" xmlns:cx1="http://schemas.microsoft.com/office/drawing/2015/9/8/chartex" xmlns:cx2="http://schemas.microsoft.com/office/drawing/2015/10/21/chartex" xmlns:cx3="http://schemas.microsoft.com/office/drawing/2016/5/9/chartex" xmlns:cx4="http://schemas.microsoft.com/office/drawing/2016/5/10/chartex" xmlns:cx5="http://schemas.microsoft.com/office/drawing/2016/5/11/chartex" xmlns:cx6="http://schemas.microsoft.com/office/drawing/2016/5/12/chartex" xmlns:cx7="http://schemas.microsoft.com/office/drawing/2016/5/13/chartex" xmlns:cx8="http://schemas.microsoft.com/office/drawing/2016/5/14/chartex" xmlns:mc="http://schemas.openxmlformats.org/markup-compatibility/2006" xmlns:aink="http://schemas.microsoft.com/office/drawing/2016/ink" xmlns:am3d="http://schemas.microsoft.com/office/drawing/2017/model3d" xmlns:o="urn:schemas-microsoft-com:office:office" xmlns:r="http://schemas.openxmlformats.org/officeDocument/2006/relationships" xmlns:m="http://schemas.openxmlformats.org/officeDocument/2006/math" xmlns:v="urn:schemas-microsoft-com:vml" xmlns:wp14="http://schemas.microsoft.com/office/word/2010/wordprocessingDrawing" xmlns:wp="http://schemas.openxmlformats.org/drawingml/2006/wordprocessingDrawing" xmlns:w10="urn:schemas-microsoft-com:office:word" xmlns:w="http://schemas.openxmlformats.org/wordprocessingml/2006/main" xmlns:w14="http://schemas.microsoft.com/office/word/2010/wordml" xmlns:w15="http://schemas.microsoft.com/office/word/2012/wordml" xmlns:w16cex="http://schemas.microsoft.com/office/word/2018/wordml/cex" xmlns:w16cid="http://schemas.microsoft.com/office/word/2016/wordml/cid" xmlns:w16="http://schemas.microsoft.com/office/word/2018/wordml" xmlns:w16sdtdh="http://schemas.microsoft.com/office/word/2020/wordml/sdtdatahash" xmlns:w16se="http://schemas.microsoft.com/office/word/2015/wordml/symex" xmlns:wpg="http://schemas.microsoft.com/office/word/2010/wordprocessingGroup" xmlns:wpi="http://schemas.microsoft.com/office/word/2010/wordprocessingInk" xmlns:wne="http://schemas.microsoft.com/office/word/2006/wordml" xmlns:wps="http://schemas.microsoft.com/office/word/2010/wordprocessingShape" mc:Ignorable="w14 w15 w16se w16cid w16 w16cex w16sdtdh wp14">
+  <w:abstractNum w:abstractNumId="0" w15:restartNumberingAfterBreak="0">
+    <w:nsid w:val="000D3259"/>
+    <w:multiLevelType w:val="hybridMultilevel"/>
+    <w:tmpl w:val="318AE1AE"/>
+    <w:lvl w:ilvl="0" w:tplc="0419000F">
+      <w:start w:val="1"/>
+      <w:numFmt w:val="decimal"/>
+      <w:lvlText w:val="%1."/>
+      <w:lvlJc w:val="left"/>
+      <w:pPr>
+        <w:ind w:left="720" w:hanging="360"/>
+      </w:pPr>
+      <w:rPr>
+        <w:rFonts w:hint="default"/>
+      </w:rPr>
+    </w:lvl>
+    <w:lvl w:ilvl="1" w:tplc="04190019" w:tentative="1">
+      <w:start w:val="1"/>
+      <w:numFmt w:val="lowerLetter"/>
+      <w:lvlText w:val="%2."/>
+      <w:lvlJc w:val="left"/>
+      <w:pPr>
+        <w:ind w:left="1440" w:hanging="360"/>
+      </w:pPr>
+    </w:lvl>
+    <w:lvl w:ilvl="2" w:tplc="0419001B" w:tentative="1">
+      <w:start w:val="1"/>
+      <w:numFmt w:val="lowerRoman"/>
+      <w:lvlText w:val="%3."/>
+      <w:lvlJc w:val="right"/>
+      <w:pPr>
+        <w:ind w:left="2160" w:hanging="180"/>
+      </w:pPr>
+    </w:lvl>
+    <w:lvl w:ilvl="3" w:tplc="0419000F" w:tentative="1">
+      <w:start w:val="1"/>
+      <w:numFmt w:val="decimal"/>
+      <w:lvlText w:val="%4."/>
+      <w:lvlJc w:val="left"/>
+      <w:pPr>
+        <w:ind w:left="2880" w:hanging="360"/>
+      </w:pPr>
+    </w:lvl>
+    <w:lvl w:ilvl="4" w:tplc="04190019" w:tentative="1">
+      <w:start w:val="1"/>
+      <w:numFmt w:val="lowerLetter"/>
+      <w:lvlText w:val="%5."/>
+      <w:lvlJc w:val="left"/>
+      <w:pPr>
+        <w:ind w:left="3600" w:hanging="360"/>
+      </w:pPr>
+    </w:lvl>
+    <w:lvl w:ilvl="5" w:tplc="0419001B" w:tentative="1">
+      <w:start w:val="1"/>
+      <w:numFmt w:val="lowerRoman"/>
+      <w:lvlText w:val="%6."/>
+      <w:lvlJc w:val="right"/>
+      <w:pPr>
+        <w:ind w:left="4320" w:hanging="180"/>
+      </w:pPr>
+    </w:lvl>
+    <w:lvl w:ilvl="6" w:tplc="0419000F" w:tentative="1">
+      <w:start w:val="1"/>
+      <w:numFmt w:val="decimal"/>
+      <w:lvlText w:val="%7."/>
+      <w:lvlJc w:val="left"/>
+      <w:pPr>
+        <w:ind w:left="5040" w:hanging="360"/>
+      </w:pPr>
+    </w:lvl>
+    <w:lvl w:ilvl="7" w:tplc="04190019" w:tentative="1">
+      <w:start w:val="1"/>
+      <w:numFmt w:val="lowerLetter"/>
+      <w:lvlText w:val="%8."/>
+      <w:lvlJc w:val="left"/>
+      <w:pPr>
+        <w:ind w:left="5760" w:hanging="360"/>
+      </w:pPr>
+    </w:lvl>
+    <w:lvl w:ilvl="8" w:tplc="0419001B" w:tentative="1">
+      <w:start w:val="1"/>
+      <w:numFmt w:val="lowerRoman"/>
+      <w:lvlText w:val="%9."/>
+      <w:lvlJc w:val="right"/>
+      <w:pPr>
+        <w:ind w:left="6480" w:hanging="180"/>
+      </w:pPr>
+    </w:lvl>
+  </w:abstractNum>
+  <w:abstractNum w:abstractNumId="1" w15:restartNumberingAfterBreak="0">
+    <w:nsid w:val="44AD5E61"/>
+    <w:multiLevelType w:val="hybridMultilevel"/>
+    <w:tmpl w:val="C816A16A"/>
+    <w:lvl w:ilvl="0" w:tplc="AF06013C">
+      <w:start w:val="1"/>
+      <w:numFmt w:val="decimal"/>
+      <w:lvlText w:val="%1."/>
+      <w:lvlJc w:val="left"/>
+      <w:pPr>
+        <w:ind w:left="1068" w:hanging="360"/>
+      </w:pPr>
+      <w:rPr>
+        <w:rFonts w:hint="default"/>
+      </w:rPr>
+    </w:lvl>
+    <w:lvl w:ilvl="1" w:tplc="04190019" w:tentative="1">
+      <w:start w:val="1"/>
+      <w:numFmt w:val="lowerLetter"/>
+      <w:lvlText w:val="%2."/>
+      <w:lvlJc w:val="left"/>
+      <w:pPr>
+        <w:ind w:left="1788" w:hanging="360"/>
+      </w:pPr>
+    </w:lvl>
+    <w:lvl w:ilvl="2" w:tplc="0419001B" w:tentative="1">
+      <w:start w:val="1"/>
+      <w:numFmt w:val="lowerRoman"/>
+      <w:lvlText w:val="%3."/>
+      <w:lvlJc w:val="right"/>
+      <w:pPr>
+        <w:ind w:left="2508" w:hanging="180"/>
+      </w:pPr>
+    </w:lvl>
+    <w:lvl w:ilvl="3" w:tplc="0419000F" w:tentative="1">
+      <w:start w:val="1"/>
+      <w:numFmt w:val="decimal"/>
+      <w:lvlText w:val="%4."/>
+      <w:lvlJc w:val="left"/>
+      <w:pPr>
+        <w:ind w:left="3228" w:hanging="360"/>
+      </w:pPr>
+    </w:lvl>
+    <w:lvl w:ilvl="4" w:tplc="04190019" w:tentative="1">
+      <w:start w:val="1"/>
+      <w:numFmt w:val="lowerLetter"/>
+      <w:lvlText w:val="%5."/>
+      <w:lvlJc w:val="left"/>
+      <w:pPr>
+        <w:ind w:left="3948" w:hanging="360"/>
+      </w:pPr>
+    </w:lvl>
+    <w:lvl w:ilvl="5" w:tplc="0419001B" w:tentative="1">
+      <w:start w:val="1"/>
+      <w:numFmt w:val="lowerRoman"/>
+      <w:lvlText w:val="%6."/>
+      <w:lvlJc w:val="right"/>
+      <w:pPr>
+        <w:ind w:left="4668" w:hanging="180"/>
+      </w:pPr>
+    </w:lvl>
+    <w:lvl w:ilvl="6" w:tplc="0419000F" w:tentative="1">
+      <w:start w:val="1"/>
+      <w:numFmt w:val="decimal"/>
+      <w:lvlText w:val="%7."/>
+      <w:lvlJc w:val="left"/>
+      <w:pPr>
+        <w:ind w:left="5388" w:hanging="360"/>
+      </w:pPr>
+    </w:lvl>
+    <w:lvl w:ilvl="7" w:tplc="04190019" w:tentative="1">
+      <w:start w:val="1"/>
+      <w:numFmt w:val="lowerLetter"/>
+      <w:lvlText w:val="%8."/>
+      <w:lvlJc w:val="left"/>
+      <w:pPr>
+        <w:ind w:left="6108" w:hanging="360"/>
+      </w:pPr>
+    </w:lvl>
+    <w:lvl w:ilvl="8" w:tplc="0419001B" w:tentative="1">
+      <w:start w:val="1"/>
+      <w:numFmt w:val="lowerRoman"/>
+      <w:lvlText w:val="%9."/>
+      <w:lvlJc w:val="right"/>
+      <w:pPr>
+        <w:ind w:left="6828" w:hanging="180"/>
+      </w:pPr>
+    </w:lvl>
+  </w:abstractNum>
+  <w:abstractNum w:abstractNumId="2" w15:restartNumberingAfterBreak="0">
+    <w:nsid w:val="56C20E71"/>
+    <w:multiLevelType w:val="hybridMultilevel"/>
+    <w:tmpl w:val="9D6CE19E"/>
+    <w:lvl w:ilvl="0" w:tplc="0419000F">
+      <w:start w:val="1"/>
+      <w:numFmt w:val="decimal"/>
+      <w:lvlText w:val="%1."/>
+      <w:lvlJc w:val="left"/>
+      <w:pPr>
+        <w:ind w:left="720" w:hanging="360"/>
+      </w:pPr>
+      <w:rPr>
+        <w:rFonts w:hint="default"/>
+      </w:rPr>
+    </w:lvl>
+    <w:lvl w:ilvl="1" w:tplc="04190019" w:tentative="1">
+      <w:start w:val="1"/>
+      <w:numFmt w:val="lowerLetter"/>
+      <w:lvlText w:val="%2."/>
+      <w:lvlJc w:val="left"/>
+      <w:pPr>
+        <w:ind w:left="1440" w:hanging="360"/>
+      </w:pPr>
+    </w:lvl>
+    <w:lvl w:ilvl="2" w:tplc="0419001B" w:tentative="1">
+      <w:start w:val="1"/>
+      <w:numFmt w:val="lowerRoman"/>
+      <w:lvlText w:val="%3."/>
+      <w:lvlJc w:val="right"/>
+      <w:pPr>
+        <w:ind w:left="2160" w:hanging="180"/>
+      </w:pPr>
+    </w:lvl>
+    <w:lvl w:ilvl="3" w:tplc="0419000F" w:tentative="1">
+      <w:start w:val="1"/>
+      <w:numFmt w:val="decimal"/>
+      <w:lvlText w:val="%4."/>
+      <w:lvlJc w:val="left"/>
+      <w:pPr>
+        <w:ind w:left="2880" w:hanging="360"/>
+      </w:pPr>
+    </w:lvl>
+    <w:lvl w:ilvl="4" w:tplc="04190019" w:tentative="1">
+      <w:start w:val="1"/>
+      <w:numFmt w:val="lowerLetter"/>
+      <w:lvlText w:val="%5."/>
+      <w:lvlJc w:val="left"/>
+      <w:pPr>
+        <w:ind w:left="3600" w:hanging="360"/>
+      </w:pPr>
+    </w:lvl>
+    <w:lvl w:ilvl="5" w:tplc="0419001B" w:tentative="1">
+      <w:start w:val="1"/>
+      <w:numFmt w:val="lowerRoman"/>
+      <w:lvlText w:val="%6."/>
+      <w:lvlJc w:val="right"/>
+      <w:pPr>
+        <w:ind w:left="4320" w:hanging="180"/>
+      </w:pPr>
+    </w:lvl>
+    <w:lvl w:ilvl="6" w:tplc="0419000F" w:tentative="1">
+      <w:start w:val="1"/>
+      <w:numFmt w:val="decimal"/>
+      <w:lvlText w:val="%7."/>
+      <w:lvlJc w:val="left"/>
+      <w:pPr>
+        <w:ind w:left="5040" w:hanging="360"/>
+      </w:pPr>
+    </w:lvl>
+    <w:lvl w:ilvl="7" w:tplc="04190019" w:tentative="1">
+      <w:start w:val="1"/>
+      <w:numFmt w:val="lowerLetter"/>
+      <w:lvlText w:val="%8."/>
+      <w:lvlJc w:val="left"/>
+      <w:pPr>
+        <w:ind w:left="5760" w:hanging="360"/>
+      </w:pPr>
+    </w:lvl>
+    <w:lvl w:ilvl="8" w:tplc="0419001B" w:tentative="1">
+      <w:start w:val="1"/>
+      <w:numFmt w:val="lowerRoman"/>
+      <w:lvlText w:val="%9."/>
+      <w:lvlJc w:val="right"/>
+      <w:pPr>
+        <w:ind w:left="6480" w:hanging="180"/>
+      </w:pPr>
+    </w:lvl>
+  </w:abstractNum>
+  <w:num w:numId="1">
+    <w:abstractNumId w:val="0"/>
+  </w:num>
+  <w:num w:numId="2">
+    <w:abstractNumId w:val="2"/>
+  </w:num>
+  <w:num w:numId="3">
+    <w:abstractNumId w:val="1"/>
+  </w:num>
+</w:numbering>
 </file>
 
 <file path=word/styles.xml><?xml version="1.0" encoding="utf-8"?>
@@ -579,6 +2393,17 @@
     <w:semiHidden/>
     <w:unhideWhenUsed/>
   </w:style>
+  <w:style w:type="paragraph" w:styleId="a3">
+    <w:name w:val="List Paragraph"/>
+    <w:basedOn w:val="a"/>
+    <w:uiPriority w:val="34"/>
+    <w:qFormat/>
+    <w:rsid w:val="00212495"/>
+    <w:pPr>
+      <w:ind w:left="720"/>
+      <w:contextualSpacing/>
+    </w:pPr>
+  </w:style>
 </w:styles>
 </file>
 

--- a/RDA/Labs/lab5/Критерии приёмки.docx
+++ b/RDA/Labs/lab5/Критерии приёмки.docx
@@ -1112,13 +1112,55 @@
         </w:rPr>
         <w:tab/>
       </w:r>
-      <w:r>
-        <w:rPr>
-          <w:rFonts w:ascii="Times New Roman" w:hAnsi="Times New Roman" w:cs="Times New Roman"/>
-          <w:sz w:val="28"/>
-          <w:szCs w:val="28"/>
-        </w:rPr>
-        <w:t>Scenario: Отображение прогресса выполнения задач</w:t>
+      <w:proofErr w:type="spellStart"/>
+      <w:r>
+        <w:rPr>
+          <w:rFonts w:ascii="Times New Roman" w:hAnsi="Times New Roman" w:cs="Times New Roman"/>
+          <w:sz w:val="28"/>
+          <w:szCs w:val="28"/>
+        </w:rPr>
+        <w:t>Scenario</w:t>
+      </w:r>
+      <w:proofErr w:type="spellEnd"/>
+      <w:r>
+        <w:rPr>
+          <w:rFonts w:ascii="Times New Roman" w:hAnsi="Times New Roman" w:cs="Times New Roman"/>
+          <w:sz w:val="28"/>
+          <w:szCs w:val="28"/>
+        </w:rPr>
+        <w:t>: Отображение прогресса выполнения</w:t>
+      </w:r>
+      <w:r>
+        <w:rPr>
+          <w:rFonts w:ascii="Times New Roman" w:hAnsi="Times New Roman" w:cs="Times New Roman"/>
+          <w:sz w:val="28"/>
+          <w:szCs w:val="28"/>
+        </w:rPr>
+        <w:t xml:space="preserve"> </w:t>
+      </w:r>
+      <w:r>
+        <w:rPr>
+          <w:rFonts w:ascii="Times New Roman" w:hAnsi="Times New Roman" w:cs="Times New Roman"/>
+          <w:sz w:val="28"/>
+          <w:szCs w:val="28"/>
+        </w:rPr>
+        <w:t>и</w:t>
+      </w:r>
+      <w:r>
+        <w:rPr>
+          <w:rFonts w:ascii="Times New Roman" w:hAnsi="Times New Roman" w:cs="Times New Roman"/>
+          <w:sz w:val="28"/>
+          <w:szCs w:val="28"/>
+        </w:rPr>
+        <w:tab/>
+      </w:r>
+      <w:r>
+        <w:rPr>
+          <w:rFonts w:ascii="Times New Roman" w:hAnsi="Times New Roman" w:cs="Times New Roman"/>
+          <w:sz w:val="28"/>
+          <w:szCs w:val="28"/>
+        </w:rPr>
+        <w:t xml:space="preserve"> задач</w:t>
       </w:r>
     </w:p>
     <w:p>
@@ -1131,13 +1173,23 @@
           <w:szCs w:val="28"/>
         </w:rPr>
       </w:pPr>
-      <w:r>
-        <w:rPr>
-          <w:rFonts w:ascii="Times New Roman" w:hAnsi="Times New Roman" w:cs="Times New Roman"/>
-          <w:sz w:val="28"/>
-          <w:szCs w:val="28"/>
-        </w:rPr>
-        <w:t>Given пользователь находится на главной странице системы</w:t>
+      <w:proofErr w:type="spellStart"/>
+      <w:r>
+        <w:rPr>
+          <w:rFonts w:ascii="Times New Roman" w:hAnsi="Times New Roman" w:cs="Times New Roman"/>
+          <w:sz w:val="28"/>
+          <w:szCs w:val="28"/>
+        </w:rPr>
+        <w:t>Given</w:t>
+      </w:r>
+      <w:proofErr w:type="spellEnd"/>
+      <w:r>
+        <w:rPr>
+          <w:rFonts w:ascii="Times New Roman" w:hAnsi="Times New Roman" w:cs="Times New Roman"/>
+          <w:sz w:val="28"/>
+          <w:szCs w:val="28"/>
+        </w:rPr>
+        <w:t xml:space="preserve"> пользователь находится на главной странице системы</w:t>
       </w:r>
     </w:p>
     <w:p>
@@ -1150,13 +1202,23 @@
           <w:szCs w:val="28"/>
         </w:rPr>
       </w:pPr>
-      <w:r>
-        <w:rPr>
-          <w:rFonts w:ascii="Times New Roman" w:hAnsi="Times New Roman" w:cs="Times New Roman"/>
-          <w:sz w:val="28"/>
-          <w:szCs w:val="28"/>
-        </w:rPr>
-        <w:t>When система загружает список задач пользователя</w:t>
+      <w:proofErr w:type="spellStart"/>
+      <w:r>
+        <w:rPr>
+          <w:rFonts w:ascii="Times New Roman" w:hAnsi="Times New Roman" w:cs="Times New Roman"/>
+          <w:sz w:val="28"/>
+          <w:szCs w:val="28"/>
+        </w:rPr>
+        <w:t>When</w:t>
+      </w:r>
+      <w:proofErr w:type="spellEnd"/>
+      <w:r>
+        <w:rPr>
+          <w:rFonts w:ascii="Times New Roman" w:hAnsi="Times New Roman" w:cs="Times New Roman"/>
+          <w:sz w:val="28"/>
+          <w:szCs w:val="28"/>
+        </w:rPr>
+        <w:t xml:space="preserve"> система загружает список задач пользователя</w:t>
       </w:r>
     </w:p>
     <w:p>
@@ -1169,13 +1231,23 @@
           <w:szCs w:val="28"/>
         </w:rPr>
       </w:pPr>
-      <w:r>
-        <w:rPr>
-          <w:rFonts w:ascii="Times New Roman" w:hAnsi="Times New Roman" w:cs="Times New Roman"/>
-          <w:sz w:val="28"/>
-          <w:szCs w:val="28"/>
-        </w:rPr>
-        <w:t>Then отображается:</w:t>
+      <w:proofErr w:type="spellStart"/>
+      <w:r>
+        <w:rPr>
+          <w:rFonts w:ascii="Times New Roman" w:hAnsi="Times New Roman" w:cs="Times New Roman"/>
+          <w:sz w:val="28"/>
+          <w:szCs w:val="28"/>
+        </w:rPr>
+        <w:t>Then</w:t>
+      </w:r>
+      <w:proofErr w:type="spellEnd"/>
+      <w:r>
+        <w:rPr>
+          <w:rFonts w:ascii="Times New Roman" w:hAnsi="Times New Roman" w:cs="Times New Roman"/>
+          <w:sz w:val="28"/>
+          <w:szCs w:val="28"/>
+        </w:rPr>
+        <w:t xml:space="preserve"> отображается:</w:t>
       </w:r>
     </w:p>
     <w:p>
@@ -1210,13 +1282,6 @@
           <w:szCs w:val="28"/>
         </w:rPr>
         <w:tab/>
-      </w:r>
-      <w:r>
-        <w:rPr>
-          <w:rFonts w:ascii="Times New Roman" w:hAnsi="Times New Roman" w:cs="Times New Roman"/>
-          <w:sz w:val="28"/>
-          <w:szCs w:val="28"/>
-        </w:rPr>
         <w:t xml:space="preserve"> - </w:t>
       </w:r>
       <w:r>
@@ -1260,13 +1325,6 @@
           <w:szCs w:val="28"/>
         </w:rPr>
         <w:tab/>
-      </w:r>
-      <w:r>
-        <w:rPr>
-          <w:rFonts w:ascii="Times New Roman" w:hAnsi="Times New Roman" w:cs="Times New Roman"/>
-          <w:sz w:val="28"/>
-          <w:szCs w:val="28"/>
-        </w:rPr>
         <w:t xml:space="preserve"> - количество выполненных задач</w:t>
       </w:r>
     </w:p>
@@ -1302,13 +1360,6 @@
           <w:szCs w:val="28"/>
         </w:rPr>
         <w:tab/>
-      </w:r>
-      <w:r>
-        <w:rPr>
-          <w:rFonts w:ascii="Times New Roman" w:hAnsi="Times New Roman" w:cs="Times New Roman"/>
-          <w:sz w:val="28"/>
-          <w:szCs w:val="28"/>
-        </w:rPr>
         <w:t>- прогресс-бар с процентом выполнения</w:t>
       </w:r>
     </w:p>
@@ -1344,13 +1395,6 @@
           <w:szCs w:val="28"/>
         </w:rPr>
         <w:tab/>
-      </w:r>
-      <w:r>
-        <w:rPr>
-          <w:rFonts w:ascii="Times New Roman" w:hAnsi="Times New Roman" w:cs="Times New Roman"/>
-          <w:sz w:val="28"/>
-          <w:szCs w:val="28"/>
-        </w:rPr>
         <w:t xml:space="preserve"> - актуальные данные обновляются автоматически</w:t>
       </w:r>
     </w:p>

--- a/RDA/Labs/lab5/Критерии приёмки.docx
+++ b/RDA/Labs/lab5/Критерии приёмки.docx
@@ -1112,23 +1112,13 @@
         </w:rPr>
         <w:tab/>
       </w:r>
-      <w:proofErr w:type="spellStart"/>
-      <w:r>
-        <w:rPr>
-          <w:rFonts w:ascii="Times New Roman" w:hAnsi="Times New Roman" w:cs="Times New Roman"/>
-          <w:sz w:val="28"/>
-          <w:szCs w:val="28"/>
-        </w:rPr>
-        <w:t>Scenario</w:t>
-      </w:r>
-      <w:proofErr w:type="spellEnd"/>
-      <w:r>
-        <w:rPr>
-          <w:rFonts w:ascii="Times New Roman" w:hAnsi="Times New Roman" w:cs="Times New Roman"/>
-          <w:sz w:val="28"/>
-          <w:szCs w:val="28"/>
-        </w:rPr>
-        <w:t>: Отображение прогресса выполнения</w:t>
+      <w:r>
+        <w:rPr>
+          <w:rFonts w:ascii="Times New Roman" w:hAnsi="Times New Roman" w:cs="Times New Roman"/>
+          <w:sz w:val="28"/>
+          <w:szCs w:val="28"/>
+        </w:rPr>
+        <w:t>Scenario: Отображение прогресса выполнения</w:t>
       </w:r>
       <w:r>
         <w:rPr>
@@ -1152,14 +1142,6 @@
           <w:sz w:val="28"/>
           <w:szCs w:val="28"/>
         </w:rPr>
-        <w:tab/>
-      </w:r>
-      <w:r>
-        <w:rPr>
-          <w:rFonts w:ascii="Times New Roman" w:hAnsi="Times New Roman" w:cs="Times New Roman"/>
-          <w:sz w:val="28"/>
-          <w:szCs w:val="28"/>
-        </w:rPr>
         <w:t xml:space="preserve"> задач</w:t>
       </w:r>
     </w:p>
@@ -1173,23 +1155,13 @@
           <w:szCs w:val="28"/>
         </w:rPr>
       </w:pPr>
-      <w:proofErr w:type="spellStart"/>
-      <w:r>
-        <w:rPr>
-          <w:rFonts w:ascii="Times New Roman" w:hAnsi="Times New Roman" w:cs="Times New Roman"/>
-          <w:sz w:val="28"/>
-          <w:szCs w:val="28"/>
-        </w:rPr>
-        <w:t>Given</w:t>
-      </w:r>
-      <w:proofErr w:type="spellEnd"/>
-      <w:r>
-        <w:rPr>
-          <w:rFonts w:ascii="Times New Roman" w:hAnsi="Times New Roman" w:cs="Times New Roman"/>
-          <w:sz w:val="28"/>
-          <w:szCs w:val="28"/>
-        </w:rPr>
-        <w:t xml:space="preserve"> пользователь находится на главной странице системы</w:t>
+      <w:r>
+        <w:rPr>
+          <w:rFonts w:ascii="Times New Roman" w:hAnsi="Times New Roman" w:cs="Times New Roman"/>
+          <w:sz w:val="28"/>
+          <w:szCs w:val="28"/>
+        </w:rPr>
+        <w:t>Given пользователь находится на главной странице системы</w:t>
       </w:r>
     </w:p>
     <w:p>
@@ -1202,23 +1174,13 @@
           <w:szCs w:val="28"/>
         </w:rPr>
       </w:pPr>
-      <w:proofErr w:type="spellStart"/>
-      <w:r>
-        <w:rPr>
-          <w:rFonts w:ascii="Times New Roman" w:hAnsi="Times New Roman" w:cs="Times New Roman"/>
-          <w:sz w:val="28"/>
-          <w:szCs w:val="28"/>
-        </w:rPr>
-        <w:t>When</w:t>
-      </w:r>
-      <w:proofErr w:type="spellEnd"/>
-      <w:r>
-        <w:rPr>
-          <w:rFonts w:ascii="Times New Roman" w:hAnsi="Times New Roman" w:cs="Times New Roman"/>
-          <w:sz w:val="28"/>
-          <w:szCs w:val="28"/>
-        </w:rPr>
-        <w:t xml:space="preserve"> система загружает список задач пользователя</w:t>
+      <w:r>
+        <w:rPr>
+          <w:rFonts w:ascii="Times New Roman" w:hAnsi="Times New Roman" w:cs="Times New Roman"/>
+          <w:sz w:val="28"/>
+          <w:szCs w:val="28"/>
+        </w:rPr>
+        <w:t>When система загружает список задач пользователя</w:t>
       </w:r>
     </w:p>
     <w:p>
@@ -1231,23 +1193,13 @@
           <w:szCs w:val="28"/>
         </w:rPr>
       </w:pPr>
-      <w:proofErr w:type="spellStart"/>
-      <w:r>
-        <w:rPr>
-          <w:rFonts w:ascii="Times New Roman" w:hAnsi="Times New Roman" w:cs="Times New Roman"/>
-          <w:sz w:val="28"/>
-          <w:szCs w:val="28"/>
-        </w:rPr>
-        <w:t>Then</w:t>
-      </w:r>
-      <w:proofErr w:type="spellEnd"/>
-      <w:r>
-        <w:rPr>
-          <w:rFonts w:ascii="Times New Roman" w:hAnsi="Times New Roman" w:cs="Times New Roman"/>
-          <w:sz w:val="28"/>
-          <w:szCs w:val="28"/>
-        </w:rPr>
-        <w:t xml:space="preserve"> отображается:</w:t>
+      <w:r>
+        <w:rPr>
+          <w:rFonts w:ascii="Times New Roman" w:hAnsi="Times New Roman" w:cs="Times New Roman"/>
+          <w:sz w:val="28"/>
+          <w:szCs w:val="28"/>
+        </w:rPr>
+        <w:t>Then отображается:</w:t>
       </w:r>
     </w:p>
     <w:p>
